--- a/Part_Assignment_3_.docx
+++ b/Part_Assignment_3_.docx
@@ -45,10 +45,7 @@
     </w:p>
     <w:p>
       <w:r>
-        <w:t xml:space="preserve">Write a JavaScript program to process the test results of multiple </w:t>
-      </w:r>
-      <w:r>
-        <w:t>learners.</w:t>
+        <w:t>Write a JavaScript program to process the test results of multiple learners.</w:t>
       </w:r>
       <w:r>
         <w:br/>
@@ -71,10 +68,7 @@
       </w:r>
       <w:r>
         <w:br/>
-        <w:t>2. Create an arrow function displayResult(name, r</w:t>
-      </w:r>
-      <w:r>
-        <w:t>esult) that displays the learner's name and result.</w:t>
+        <w:t>2. Create an arrow function displayResult(name, result) that displays the learner's name and result.</w:t>
       </w:r>
       <w:r>
         <w:br/>
@@ -86,10 +80,7 @@
       </w:r>
       <w:r>
         <w:br/>
-        <w:t>4. Use a loop to process each learner</w:t>
-      </w:r>
-      <w:r>
-        <w:t>. (Hint: Use a for...of loop.)</w:t>
+        <w:t>4. Use a loop to process each learner. (Hint: Use a for...of loop.)</w:t>
       </w:r>
       <w:r>
         <w:br/>
@@ -146,14 +137,7 @@
           <w:sz w:val="18"/>
         </w:rPr>
         <w:br/>
-        <w:t xml:space="preserve">        return "</w:t>
-      </w:r>
-      <w:r>
-        <w:rPr>
-          <w:rFonts w:ascii="Consolas" w:eastAsia="Consolas" w:hAnsi="Consolas"/>
-          <w:sz w:val="18"/>
-        </w:rPr>
-        <w:t>Fail";</w:t>
+        <w:t xml:space="preserve">        return "Fail";</w:t>
       </w:r>
       <w:r>
         <w:rPr>
@@ -340,7 +324,85 @@
           <w:sz w:val="18"/>
         </w:rPr>
         <w:br/>
-        <w:t>Arun - Fail</w:t>
+        <w:t xml:space="preserve">Arun </w:t>
+      </w:r>
+      <w:r>
+        <w:rPr>
+          <w:rFonts w:ascii="Consolas" w:eastAsia="Consolas" w:hAnsi="Consolas"/>
+          <w:sz w:val="18"/>
+        </w:rPr>
+        <w:t>–</w:t>
+      </w:r>
+      <w:r>
+        <w:rPr>
+          <w:rFonts w:ascii="Consolas" w:eastAsia="Consolas" w:hAnsi="Consolas"/>
+          <w:sz w:val="18"/>
+        </w:rPr>
+        <w:t xml:space="preserve"> Fail</w:t>
+      </w:r>
+      <w:r>
+        <w:rPr>
+          <w:rFonts w:ascii="Consolas" w:eastAsia="Consolas" w:hAnsi="Consolas"/>
+          <w:sz w:val="18"/>
+        </w:rPr>
+        <w:br/>
+      </w:r>
+      <w:r>
+        <w:rPr>
+          <w:rFonts w:ascii="Consolas" w:eastAsia="Consolas" w:hAnsi="Consolas"/>
+          <w:sz w:val="18"/>
+        </w:rPr>
+        <w:br/>
+      </w:r>
+      <w:r>
+        <w:rPr>
+          <w:noProof/>
+        </w:rPr>
+        <w:drawing>
+          <wp:inline distT="0" distB="0" distL="0" distR="0">
+            <wp:extent cx="6309360" cy="1748066"/>
+            <wp:effectExtent l="19050" t="0" r="0" b="0"/>
+            <wp:docPr id="1" name="Picture 1"/>
+            <wp:cNvGraphicFramePr>
+              <a:graphicFrameLocks xmlns:a="http://schemas.openxmlformats.org/drawingml/2006/main" noChangeAspect="1"/>
+            </wp:cNvGraphicFramePr>
+            <a:graphic xmlns:a="http://schemas.openxmlformats.org/drawingml/2006/main">
+              <a:graphicData uri="http://schemas.openxmlformats.org/drawingml/2006/picture">
+                <pic:pic xmlns:pic="http://schemas.openxmlformats.org/drawingml/2006/picture">
+                  <pic:nvPicPr>
+                    <pic:cNvPr id="0" name="Picture 1"/>
+                    <pic:cNvPicPr>
+                      <a:picLocks noChangeAspect="1" noChangeArrowheads="1"/>
+                    </pic:cNvPicPr>
+                  </pic:nvPicPr>
+                  <pic:blipFill>
+                    <a:blip r:embed="rId6"/>
+                    <a:srcRect/>
+                    <a:stretch>
+                      <a:fillRect/>
+                    </a:stretch>
+                  </pic:blipFill>
+                  <pic:spPr bwMode="auto">
+                    <a:xfrm>
+                      <a:off x="0" y="0"/>
+                      <a:ext cx="6309360" cy="1748066"/>
+                    </a:xfrm>
+                    <a:prstGeom prst="rect">
+                      <a:avLst/>
+                    </a:prstGeom>
+                    <a:noFill/>
+                    <a:ln w="9525">
+                      <a:noFill/>
+                      <a:miter lim="800000"/>
+                      <a:headEnd/>
+                      <a:tailEnd/>
+                    </a:ln>
+                  </pic:spPr>
+                </pic:pic>
+              </a:graphicData>
+            </a:graphic>
+          </wp:inline>
+        </w:drawing>
       </w:r>
     </w:p>
     <w:p>
@@ -361,10 +423,7 @@
     </w:p>
     <w:p>
       <w:r>
-        <w:t>You are give</w:t>
-      </w:r>
-      <w:r>
-        <w:t>n an array containing information about students. Each student has a name, marks, and grade.</w:t>
+        <w:t>You are given an array containing information about students. Each student has a name, marks, and grade.</w:t>
       </w:r>
       <w:r>
         <w:br/>
@@ -379,10 +438,7 @@
       </w:r>
       <w:r>
         <w:br/>
-        <w:t>2. map() – Create a new array containing only the</w:t>
-      </w:r>
-      <w:r>
-        <w:t xml:space="preserve"> names of all students.</w:t>
+        <w:t>2. map() – Create a new array containing only the names of all students.</w:t>
       </w:r>
       <w:r>
         <w:br/>
@@ -409,10 +465,7 @@
       </w:r>
       <w:r>
         <w:br/>
-        <w:t xml:space="preserve">  { name: "David", marks: 72, grade: </w:t>
-      </w:r>
-      <w:r>
-        <w:t>"B" },</w:t>
+        <w:t xml:space="preserve">  { name: "David", marks: 72, grade: "B" },</w:t>
       </w:r>
       <w:r>
         <w:br/>
@@ -469,14 +522,7 @@
           <w:sz w:val="18"/>
         </w:rPr>
         <w:br/>
-        <w:t xml:space="preserve">    { name: "Peter", marks: 90, grade: "A</w:t>
-      </w:r>
-      <w:r>
-        <w:rPr>
-          <w:rFonts w:ascii="Consolas" w:eastAsia="Consolas" w:hAnsi="Consolas"/>
-          <w:sz w:val="18"/>
-        </w:rPr>
-        <w:t>+" },</w:t>
+        <w:t xml:space="preserve">    { name: "Peter", marks: 90, grade: "A+" },</w:t>
       </w:r>
       <w:r>
         <w:rPr>
@@ -546,14 +592,7 @@
           <w:sz w:val="18"/>
         </w:rPr>
         <w:br/>
-        <w:t>const studentNames = students.map((student) =&gt; student.</w:t>
-      </w:r>
-      <w:r>
-        <w:rPr>
-          <w:rFonts w:ascii="Consolas" w:eastAsia="Consolas" w:hAnsi="Consolas"/>
-          <w:sz w:val="18"/>
-        </w:rPr>
-        <w:t>name);</w:t>
+        <w:t>const studentNames = students.map((student) =&gt; student.name);</w:t>
       </w:r>
       <w:r>
         <w:rPr>
@@ -561,6 +600,13 @@
           <w:sz w:val="18"/>
         </w:rPr>
         <w:br/>
+      </w:r>
+      <w:r>
+        <w:rPr>
+          <w:rFonts w:ascii="Consolas" w:eastAsia="Consolas" w:hAnsi="Consolas"/>
+          <w:sz w:val="18"/>
+        </w:rPr>
+        <w:lastRenderedPageBreak/>
         <w:t>console.log("Student Names:");</w:t>
       </w:r>
       <w:r>
@@ -615,6 +661,10 @@
     <w:p>
       <w:pPr>
         <w:pStyle w:val="Heading1"/>
+        <w:rPr>
+          <w:rFonts w:ascii="Consolas" w:eastAsia="Consolas" w:hAnsi="Consolas"/>
+          <w:sz w:val="18"/>
+        </w:rPr>
       </w:pPr>
       <w:r>
         <w:rPr>
@@ -637,12 +687,6 @@
           <w:sz w:val="18"/>
         </w:rPr>
         <w:br/>
-      </w:r>
-      <w:r>
-        <w:rPr>
-          <w:rFonts w:ascii="Consolas" w:eastAsia="Consolas" w:hAnsi="Consolas"/>
-          <w:sz w:val="18"/>
-        </w:rPr>
         <w:t>David - 72 - B</w:t>
       </w:r>
       <w:r>
@@ -731,6 +775,74 @@
         <w:br/>
         <w:t>]</w:t>
       </w:r>
+    </w:p>
+    <w:p>
+      <w:pPr>
+        <w:pStyle w:val="Heading1"/>
+        <w:rPr>
+          <w:rFonts w:ascii="Consolas" w:eastAsia="Consolas" w:hAnsi="Consolas"/>
+          <w:sz w:val="18"/>
+        </w:rPr>
+      </w:pPr>
+      <w:r>
+        <w:rPr>
+          <w:rFonts w:ascii="Consolas" w:eastAsia="Consolas" w:hAnsi="Consolas"/>
+          <w:b w:val="0"/>
+          <w:bCs w:val="0"/>
+          <w:noProof/>
+          <w:sz w:val="18"/>
+        </w:rPr>
+        <w:drawing>
+          <wp:inline distT="0" distB="0" distL="0" distR="0">
+            <wp:extent cx="6309360" cy="3626162"/>
+            <wp:effectExtent l="19050" t="0" r="0" b="0"/>
+            <wp:docPr id="4" name="Picture 4"/>
+            <wp:cNvGraphicFramePr>
+              <a:graphicFrameLocks xmlns:a="http://schemas.openxmlformats.org/drawingml/2006/main" noChangeAspect="1"/>
+            </wp:cNvGraphicFramePr>
+            <a:graphic xmlns:a="http://schemas.openxmlformats.org/drawingml/2006/main">
+              <a:graphicData uri="http://schemas.openxmlformats.org/drawingml/2006/picture">
+                <pic:pic xmlns:pic="http://schemas.openxmlformats.org/drawingml/2006/picture">
+                  <pic:nvPicPr>
+                    <pic:cNvPr id="0" name="Picture 4"/>
+                    <pic:cNvPicPr>
+                      <a:picLocks noChangeAspect="1" noChangeArrowheads="1"/>
+                    </pic:cNvPicPr>
+                  </pic:nvPicPr>
+                  <pic:blipFill>
+                    <a:blip r:embed="rId7"/>
+                    <a:srcRect/>
+                    <a:stretch>
+                      <a:fillRect/>
+                    </a:stretch>
+                  </pic:blipFill>
+                  <pic:spPr bwMode="auto">
+                    <a:xfrm>
+                      <a:off x="0" y="0"/>
+                      <a:ext cx="6309360" cy="3626162"/>
+                    </a:xfrm>
+                    <a:prstGeom prst="rect">
+                      <a:avLst/>
+                    </a:prstGeom>
+                    <a:noFill/>
+                    <a:ln w="9525">
+                      <a:noFill/>
+                      <a:miter lim="800000"/>
+                      <a:headEnd/>
+                      <a:tailEnd/>
+                    </a:ln>
+                  </pic:spPr>
+                </pic:pic>
+              </a:graphicData>
+            </a:graphic>
+          </wp:inline>
+        </w:drawing>
+      </w:r>
+    </w:p>
+    <w:p>
+      <w:pPr>
+        <w:pStyle w:val="Heading1"/>
+      </w:pPr>
       <w:r>
         <w:rPr>
           <w:rFonts w:ascii="Consolas" w:eastAsia="Consolas" w:hAnsi="Consolas"/>
@@ -759,15 +871,7 @@
     </w:p>
     <w:p>
       <w:r>
-        <w:t xml:space="preserve">Explain the concept of Asynchronous JavaScript and describe the purpose of Callbacks, Promises, and </w:t>
-      </w:r>
-      <w:proofErr w:type="spellStart"/>
-      <w:r>
-        <w:t>Async</w:t>
-      </w:r>
-      <w:proofErr w:type="spellEnd"/>
-      <w:r>
-        <w:t>/Await in handling asynchronous operations</w:t>
+        <w:t>Explain the concept of Asynchronous JavaScript and describe the purpose of Callbacks, Promises, and Async/Await in handling asynchronous operations</w:t>
       </w:r>
     </w:p>
     <w:p>
@@ -858,25 +962,7 @@
           <w:b w:val="0"/>
           <w:bCs w:val="0"/>
         </w:rPr>
-        <w:t xml:space="preserve">  2. What </w:t>
-      </w:r>
-      <w:proofErr w:type="gramStart"/>
-      <w:r>
-        <w:rPr>
-          <w:rFonts w:ascii="Arial" w:eastAsia="Arial" w:hAnsi="Arial" w:cstheme="minorBidi"/>
-          <w:b w:val="0"/>
-          <w:bCs w:val="0"/>
-        </w:rPr>
-        <w:t>is</w:t>
-      </w:r>
-      <w:proofErr w:type="gramEnd"/>
-      <w:r>
-        <w:rPr>
-          <w:rFonts w:ascii="Arial" w:eastAsia="Arial" w:hAnsi="Arial" w:cstheme="minorBidi"/>
-          <w:b w:val="0"/>
-          <w:bCs w:val="0"/>
-        </w:rPr>
-        <w:t xml:space="preserve"> a Promise and its 3 States?</w:t>
+        <w:t xml:space="preserve">  2. What is a Promise and its 3 States?</w:t>
       </w:r>
     </w:p>
     <w:p>
@@ -894,25 +980,7 @@
           <w:b w:val="0"/>
           <w:bCs w:val="0"/>
         </w:rPr>
-        <w:t xml:space="preserve">     - A Promise is an object that represents the eventual completion (or failure) of an </w:t>
-      </w:r>
-      <w:proofErr w:type="spellStart"/>
-      <w:r>
-        <w:rPr>
-          <w:rFonts w:ascii="Arial" w:eastAsia="Arial" w:hAnsi="Arial" w:cstheme="minorBidi"/>
-          <w:b w:val="0"/>
-          <w:bCs w:val="0"/>
-        </w:rPr>
-        <w:t>async</w:t>
-      </w:r>
-      <w:proofErr w:type="spellEnd"/>
-      <w:r>
-        <w:rPr>
-          <w:rFonts w:ascii="Arial" w:eastAsia="Arial" w:hAnsi="Arial" w:cstheme="minorBidi"/>
-          <w:b w:val="0"/>
-          <w:bCs w:val="0"/>
-        </w:rPr>
-        <w:t xml:space="preserve"> operation.</w:t>
+        <w:t xml:space="preserve">     - A Promise is an object that represents the eventual completion (or failure) of an async operation.</w:t>
       </w:r>
     </w:p>
     <w:p>
@@ -1012,25 +1080,7 @@
           <w:b w:val="0"/>
           <w:bCs w:val="0"/>
         </w:rPr>
-        <w:t xml:space="preserve">  3. How is </w:t>
-      </w:r>
-      <w:proofErr w:type="spellStart"/>
-      <w:r>
-        <w:rPr>
-          <w:rFonts w:ascii="Arial" w:eastAsia="Arial" w:hAnsi="Arial" w:cstheme="minorBidi"/>
-          <w:b w:val="0"/>
-          <w:bCs w:val="0"/>
-        </w:rPr>
-        <w:t>Async</w:t>
-      </w:r>
-      <w:proofErr w:type="spellEnd"/>
-      <w:r>
-        <w:rPr>
-          <w:rFonts w:ascii="Arial" w:eastAsia="Arial" w:hAnsi="Arial" w:cstheme="minorBidi"/>
-          <w:b w:val="0"/>
-          <w:bCs w:val="0"/>
-        </w:rPr>
-        <w:t>/Await used to handle Promises?</w:t>
+        <w:t xml:space="preserve">  3. How is Async/Await used to handle Promises?</w:t>
       </w:r>
     </w:p>
     <w:p>
@@ -1048,25 +1098,7 @@
           <w:b w:val="0"/>
           <w:bCs w:val="0"/>
         </w:rPr>
-        <w:t xml:space="preserve">     - '</w:t>
-      </w:r>
-      <w:proofErr w:type="spellStart"/>
-      <w:r>
-        <w:rPr>
-          <w:rFonts w:ascii="Arial" w:eastAsia="Arial" w:hAnsi="Arial" w:cstheme="minorBidi"/>
-          <w:b w:val="0"/>
-          <w:bCs w:val="0"/>
-        </w:rPr>
-        <w:t>async</w:t>
-      </w:r>
-      <w:proofErr w:type="spellEnd"/>
-      <w:r>
-        <w:rPr>
-          <w:rFonts w:ascii="Arial" w:eastAsia="Arial" w:hAnsi="Arial" w:cstheme="minorBidi"/>
-          <w:b w:val="0"/>
-          <w:bCs w:val="0"/>
-        </w:rPr>
-        <w:t>' keyword makes a function return a Promise.</w:t>
+        <w:t xml:space="preserve">     - 'async' keyword makes a function return a Promise.</w:t>
       </w:r>
     </w:p>
     <w:p>
@@ -1084,25 +1116,7 @@
           <w:b w:val="0"/>
           <w:bCs w:val="0"/>
         </w:rPr>
-        <w:t xml:space="preserve">     - 'await' keyword pauses code execution until the Promise is resolved or rejected, making </w:t>
-      </w:r>
-      <w:proofErr w:type="spellStart"/>
-      <w:r>
-        <w:rPr>
-          <w:rFonts w:ascii="Arial" w:eastAsia="Arial" w:hAnsi="Arial" w:cstheme="minorBidi"/>
-          <w:b w:val="0"/>
-          <w:bCs w:val="0"/>
-        </w:rPr>
-        <w:t>async</w:t>
-      </w:r>
-      <w:proofErr w:type="spellEnd"/>
-      <w:r>
-        <w:rPr>
-          <w:rFonts w:ascii="Arial" w:eastAsia="Arial" w:hAnsi="Arial" w:cstheme="minorBidi"/>
-          <w:b w:val="0"/>
-          <w:bCs w:val="0"/>
-        </w:rPr>
-        <w:t xml:space="preserve"> code look clean and readable.</w:t>
+        <w:t xml:space="preserve">     - 'await' keyword pauses code execution until the Promise is resolved or rejected, making async code look clean and readable.</w:t>
       </w:r>
     </w:p>
     <w:p>
@@ -1130,43 +1144,7 @@
           <w:b w:val="0"/>
           <w:bCs w:val="0"/>
         </w:rPr>
-        <w:t xml:space="preserve">  4. Advantage of </w:t>
-      </w:r>
-      <w:proofErr w:type="spellStart"/>
-      <w:r>
-        <w:rPr>
-          <w:rFonts w:ascii="Arial" w:eastAsia="Arial" w:hAnsi="Arial" w:cstheme="minorBidi"/>
-          <w:b w:val="0"/>
-          <w:bCs w:val="0"/>
-        </w:rPr>
-        <w:t>Async</w:t>
-      </w:r>
-      <w:proofErr w:type="spellEnd"/>
-      <w:r>
-        <w:rPr>
-          <w:rFonts w:ascii="Arial" w:eastAsia="Arial" w:hAnsi="Arial" w:cstheme="minorBidi"/>
-          <w:b w:val="0"/>
-          <w:bCs w:val="0"/>
-        </w:rPr>
-        <w:t>/</w:t>
-      </w:r>
-      <w:proofErr w:type="gramStart"/>
-      <w:r>
-        <w:rPr>
-          <w:rFonts w:ascii="Arial" w:eastAsia="Arial" w:hAnsi="Arial" w:cstheme="minorBidi"/>
-          <w:b w:val="0"/>
-          <w:bCs w:val="0"/>
-        </w:rPr>
-        <w:t>Await</w:t>
-      </w:r>
-      <w:proofErr w:type="gramEnd"/>
-      <w:r>
-        <w:rPr>
-          <w:rFonts w:ascii="Arial" w:eastAsia="Arial" w:hAnsi="Arial" w:cstheme="minorBidi"/>
-          <w:b w:val="0"/>
-          <w:bCs w:val="0"/>
-        </w:rPr>
-        <w:t xml:space="preserve"> over Traditional Callbacks:</w:t>
+        <w:t xml:space="preserve">  4. Advantage of Async/Await over Traditional Callbacks:</w:t>
       </w:r>
     </w:p>
     <w:p>
@@ -1200,15 +1178,7 @@
         <w:t>*/</w:t>
       </w:r>
       <w:r>
-        <w:t xml:space="preserve">Simple Example of </w:t>
-      </w:r>
-      <w:proofErr w:type="spellStart"/>
-      <w:r>
-        <w:t>Async</w:t>
-      </w:r>
-      <w:proofErr w:type="spellEnd"/>
-      <w:r>
-        <w:t>/Await</w:t>
+        <w:t>Simple Example of Async/Await</w:t>
       </w:r>
     </w:p>
     <w:p>
@@ -1221,23 +1191,7 @@
           <w:rFonts w:ascii="Consolas" w:eastAsia="Consolas" w:hAnsi="Consolas"/>
           <w:sz w:val="18"/>
         </w:rPr>
-        <w:t xml:space="preserve">function </w:t>
-      </w:r>
-      <w:proofErr w:type="spellStart"/>
-      <w:r>
-        <w:rPr>
-          <w:rFonts w:ascii="Consolas" w:eastAsia="Consolas" w:hAnsi="Consolas"/>
-          <w:sz w:val="18"/>
-        </w:rPr>
-        <w:t>getMessage</w:t>
-      </w:r>
-      <w:proofErr w:type="spellEnd"/>
-      <w:r>
-        <w:rPr>
-          <w:rFonts w:ascii="Consolas" w:eastAsia="Consolas" w:hAnsi="Consolas"/>
-          <w:sz w:val="18"/>
-        </w:rPr>
-        <w:t>() {</w:t>
+        <w:t>function getMessage() {</w:t>
       </w:r>
       <w:r>
         <w:rPr>
@@ -1253,23 +1207,7 @@
           <w:sz w:val="18"/>
         </w:rPr>
         <w:br/>
-        <w:t xml:space="preserve">        </w:t>
-      </w:r>
-      <w:proofErr w:type="spellStart"/>
-      <w:r>
-        <w:rPr>
-          <w:rFonts w:ascii="Consolas" w:eastAsia="Consolas" w:hAnsi="Consolas"/>
-          <w:sz w:val="18"/>
-        </w:rPr>
-        <w:t>setTimeout</w:t>
-      </w:r>
-      <w:proofErr w:type="spellEnd"/>
-      <w:r>
-        <w:rPr>
-          <w:rFonts w:ascii="Consolas" w:eastAsia="Consolas" w:hAnsi="Consolas"/>
-          <w:sz w:val="18"/>
-        </w:rPr>
-        <w:t>(() =&gt; {</w:t>
+        <w:t xml:space="preserve">        setTimeout(() =&gt; {</w:t>
       </w:r>
       <w:r>
         <w:rPr>
@@ -1316,38 +1254,7 @@
           <w:sz w:val="18"/>
         </w:rPr>
         <w:br/>
-      </w:r>
-      <w:proofErr w:type="spellStart"/>
-      <w:r>
-        <w:rPr>
-          <w:rFonts w:ascii="Consolas" w:eastAsia="Consolas" w:hAnsi="Consolas"/>
-          <w:sz w:val="18"/>
-        </w:rPr>
-        <w:t>async</w:t>
-      </w:r>
-      <w:proofErr w:type="spellEnd"/>
-      <w:r>
-        <w:rPr>
-          <w:rFonts w:ascii="Consolas" w:eastAsia="Consolas" w:hAnsi="Consolas"/>
-          <w:sz w:val="18"/>
-        </w:rPr>
-        <w:t xml:space="preserve"> function </w:t>
-      </w:r>
-      <w:proofErr w:type="spellStart"/>
-      <w:r>
-        <w:rPr>
-          <w:rFonts w:ascii="Consolas" w:eastAsia="Consolas" w:hAnsi="Consolas"/>
-          <w:sz w:val="18"/>
-        </w:rPr>
-        <w:t>showMessage</w:t>
-      </w:r>
-      <w:proofErr w:type="spellEnd"/>
-      <w:r>
-        <w:rPr>
-          <w:rFonts w:ascii="Consolas" w:eastAsia="Consolas" w:hAnsi="Consolas"/>
-          <w:sz w:val="18"/>
-        </w:rPr>
-        <w:t>() {</w:t>
+        <w:t>async function showMessage() {</w:t>
       </w:r>
       <w:r>
         <w:rPr>
@@ -1355,23 +1262,7 @@
           <w:sz w:val="18"/>
         </w:rPr>
         <w:br/>
-        <w:t xml:space="preserve">    const message = await </w:t>
-      </w:r>
-      <w:proofErr w:type="spellStart"/>
-      <w:r>
-        <w:rPr>
-          <w:rFonts w:ascii="Consolas" w:eastAsia="Consolas" w:hAnsi="Consolas"/>
-          <w:sz w:val="18"/>
-        </w:rPr>
-        <w:t>getMessage</w:t>
-      </w:r>
-      <w:proofErr w:type="spellEnd"/>
-      <w:r>
-        <w:rPr>
-          <w:rFonts w:ascii="Consolas" w:eastAsia="Consolas" w:hAnsi="Consolas"/>
-          <w:sz w:val="18"/>
-        </w:rPr>
-        <w:t>();</w:t>
+        <w:t xml:space="preserve">    const message = await getMessage();</w:t>
       </w:r>
       <w:r>
         <w:rPr>
@@ -1402,22 +1293,7 @@
           <w:sz w:val="18"/>
         </w:rPr>
         <w:br/>
-      </w:r>
-      <w:proofErr w:type="spellStart"/>
-      <w:r>
-        <w:rPr>
-          <w:rFonts w:ascii="Consolas" w:eastAsia="Consolas" w:hAnsi="Consolas"/>
-          <w:sz w:val="18"/>
-        </w:rPr>
-        <w:t>showMessage</w:t>
-      </w:r>
-      <w:proofErr w:type="spellEnd"/>
-      <w:r>
-        <w:rPr>
-          <w:rFonts w:ascii="Consolas" w:eastAsia="Consolas" w:hAnsi="Consolas"/>
-          <w:sz w:val="18"/>
-        </w:rPr>
-        <w:t>();</w:t>
+        <w:t>showMessage();</w:t>
       </w:r>
     </w:p>
     <w:p>
@@ -1432,6 +1308,10 @@
       <w:pPr>
         <w:spacing w:after="120"/>
         <w:ind w:left="360"/>
+        <w:rPr>
+          <w:rFonts w:ascii="Consolas" w:eastAsia="Consolas" w:hAnsi="Consolas"/>
+          <w:sz w:val="18"/>
+        </w:rPr>
       </w:pPr>
       <w:r>
         <w:rPr>
@@ -1439,6 +1319,73 @@
           <w:sz w:val="18"/>
         </w:rPr>
         <w:t>Task completed</w:t>
+      </w:r>
+    </w:p>
+    <w:p>
+      <w:pPr>
+        <w:spacing w:after="120"/>
+        <w:ind w:left="360"/>
+        <w:rPr>
+          <w:rFonts w:ascii="Consolas" w:eastAsia="Consolas" w:hAnsi="Consolas"/>
+          <w:sz w:val="18"/>
+        </w:rPr>
+      </w:pPr>
+    </w:p>
+    <w:p>
+      <w:pPr>
+        <w:spacing w:after="120"/>
+        <w:ind w:left="360"/>
+      </w:pPr>
+      <w:r>
+        <w:rPr>
+          <w:noProof/>
+        </w:rPr>
+        <w:lastRenderedPageBreak/>
+        <w:drawing>
+          <wp:inline distT="0" distB="0" distL="0" distR="0">
+            <wp:extent cx="6309360" cy="770643"/>
+            <wp:effectExtent l="19050" t="0" r="0" b="0"/>
+            <wp:docPr id="7" name="Picture 7"/>
+            <wp:cNvGraphicFramePr>
+              <a:graphicFrameLocks xmlns:a="http://schemas.openxmlformats.org/drawingml/2006/main" noChangeAspect="1"/>
+            </wp:cNvGraphicFramePr>
+            <a:graphic xmlns:a="http://schemas.openxmlformats.org/drawingml/2006/main">
+              <a:graphicData uri="http://schemas.openxmlformats.org/drawingml/2006/picture">
+                <pic:pic xmlns:pic="http://schemas.openxmlformats.org/drawingml/2006/picture">
+                  <pic:nvPicPr>
+                    <pic:cNvPr id="0" name="Picture 7"/>
+                    <pic:cNvPicPr>
+                      <a:picLocks noChangeAspect="1" noChangeArrowheads="1"/>
+                    </pic:cNvPicPr>
+                  </pic:nvPicPr>
+                  <pic:blipFill>
+                    <a:blip r:embed="rId8"/>
+                    <a:srcRect/>
+                    <a:stretch>
+                      <a:fillRect/>
+                    </a:stretch>
+                  </pic:blipFill>
+                  <pic:spPr bwMode="auto">
+                    <a:xfrm>
+                      <a:off x="0" y="0"/>
+                      <a:ext cx="6309360" cy="770643"/>
+                    </a:xfrm>
+                    <a:prstGeom prst="rect">
+                      <a:avLst/>
+                    </a:prstGeom>
+                    <a:noFill/>
+                    <a:ln w="9525">
+                      <a:noFill/>
+                      <a:miter lim="800000"/>
+                      <a:headEnd/>
+                      <a:tailEnd/>
+                    </a:ln>
+                  </pic:spPr>
+                </pic:pic>
+              </a:graphicData>
+            </a:graphic>
+          </wp:inline>
+        </w:drawing>
       </w:r>
     </w:p>
     <w:p>
@@ -13584,6 +13531,37 @@
         <w:shd w:val="clear" w:color="auto" w:fill="FBCAA2" w:themeFill="accent6" w:themeFillTint="7F"/>
       </w:tcPr>
     </w:tblStylePr>
+  </w:style>
+  <w:style w:type="paragraph" w:styleId="BalloonText">
+    <w:name w:val="Balloon Text"/>
+    <w:basedOn w:val="Normal"/>
+    <w:link w:val="BalloonTextChar"/>
+    <w:uiPriority w:val="99"/>
+    <w:semiHidden/>
+    <w:unhideWhenUsed/>
+    <w:rsid w:val="00C45744"/>
+    <w:pPr>
+      <w:spacing w:after="0" w:line="240" w:lineRule="auto"/>
+    </w:pPr>
+    <w:rPr>
+      <w:rFonts w:ascii="Tahoma" w:hAnsi="Tahoma" w:cs="Tahoma"/>
+      <w:sz w:val="16"/>
+      <w:szCs w:val="16"/>
+    </w:rPr>
+  </w:style>
+  <w:style w:type="character" w:customStyle="1" w:styleId="BalloonTextChar">
+    <w:name w:val="Balloon Text Char"/>
+    <w:basedOn w:val="DefaultParagraphFont"/>
+    <w:link w:val="BalloonText"/>
+    <w:uiPriority w:val="99"/>
+    <w:semiHidden/>
+    <w:rsid w:val="00C45744"/>
+    <w:rPr>
+      <w:rFonts w:ascii="Tahoma" w:eastAsia="Arial" w:hAnsi="Tahoma" w:cs="Tahoma"/>
+      <w:color w:val="000000"/>
+      <w:sz w:val="16"/>
+      <w:szCs w:val="16"/>
+    </w:rPr>
   </w:style>
 </w:styles>
 </file>
